--- a/belgeler/22_A6_MALIYETLERI_GEREKCELENDIRME.docx
+++ b/belgeler/22_A6_MALIYETLERI_GEREKCELENDIRME.docx
@@ -314,7 +314,7 @@
                 <w:color w:val="000000"/>
                 <w:sz w:val="16"/>
               </w:rPr>
-              <w:t xml:space="preserve"> Yatırımın çekirdeği. Her blok 14,00 x 79,00 = 1.106 m², toplam 2.212 m² kapalı alan; iç kullanım alanı blok başına 1.060,42 m². Yerleşim yoğunluğu 16.97 adet/m² ile dönem kapasitesi 36.000 adet olup, IPARD'ın broyler için aradığı 15.000–100.000 adet aralığındadır. Metrajlar mimari ve betonarme projelerden ölçü esaslı çıkarılmış, ağırlıkla fiyatlanan imalatlar için ayrı ağırlık cetveli düzenlenmiştir.</w:t>
+              <w:t xml:space="preserve"> Yatırımın çekirdeği. Her blok 14,00 x 79,00 = 1.106 m², toplam 2.212 m² kapalı alan; iç kullanım alanı blok başına 1.060,42 m². Yerleşim yoğunluğu 16,97 adet/m² ile dönem kapasitesi 36.000 adet olup, IPARD'ın broyler için aradığı 15.000–100.000 adet aralığındadır. Metrajlar mimari ve betonarme projelerden ölçü esaslı çıkarılmış, ağırlıkla fiyatlanan imalatlar için ayrı ağırlık cetveli düzenlenmiştir.</w:t>
             </w:r>
           </w:p>
         </w:tc>

--- a/belgeler/22_A6_MALIYETLERI_GEREKCELENDIRME.docx
+++ b/belgeler/22_A6_MALIYETLERI_GEREKCELENDIRME.docx
@@ -277,7 +277,7 @@
                 <w:color w:val="000000"/>
                 <w:sz w:val="16"/>
               </w:rPr>
-              <w:t>15.774.454,50</w:t>
+              <w:t>15.753.004,18</w:t>
             </w:r>
           </w:p>
         </w:tc>
@@ -1207,7 +1207,7 @@
                 <w:color w:val="000000"/>
                 <w:sz w:val="16"/>
               </w:rPr>
-              <w:t>25.237.354,46</w:t>
+              <w:t>25.215.904,14</w:t>
             </w:r>
           </w:p>
         </w:tc>

--- a/belgeler/22_A6_MALIYETLERI_GEREKCELENDIRME.docx
+++ b/belgeler/22_A6_MALIYETLERI_GEREKCELENDIRME.docx
@@ -277,7 +277,7 @@
                 <w:color w:val="000000"/>
                 <w:sz w:val="16"/>
               </w:rPr>
-              <w:t>15.753.004,18</w:t>
+              <w:t>15.774.454,50</w:t>
             </w:r>
           </w:p>
         </w:tc>
@@ -1207,7 +1207,7 @@
                 <w:color w:val="000000"/>
                 <w:sz w:val="16"/>
               </w:rPr>
-              <w:t>25.215.904,14</w:t>
+              <w:t>25.237.354,46</w:t>
             </w:r>
           </w:p>
         </w:tc>

--- a/belgeler/22_A6_MALIYETLERI_GEREKCELENDIRME.docx
+++ b/belgeler/22_A6_MALIYETLERI_GEREKCELENDIRME.docx
@@ -277,7 +277,7 @@
                 <w:color w:val="000000"/>
                 <w:sz w:val="16"/>
               </w:rPr>
-              <w:t>15.774.454,50</w:t>
+              <w:t>15.720.192,50</w:t>
             </w:r>
           </w:p>
         </w:tc>
@@ -1207,7 +1207,7 @@
                 <w:color w:val="000000"/>
                 <w:sz w:val="16"/>
               </w:rPr>
-              <w:t>25.237.354,46</w:t>
+              <w:t>25.183.092,46</w:t>
             </w:r>
           </w:p>
         </w:tc>

--- a/belgeler/22_A6_MALIYETLERI_GEREKCELENDIRME.docx
+++ b/belgeler/22_A6_MALIYETLERI_GEREKCELENDIRME.docx
@@ -649,7 +649,7 @@
                 <w:color w:val="000000"/>
                 <w:sz w:val="16"/>
               </w:rPr>
-              <w:t>81.237,96</w:t>
+              <w:t>59.276,30</w:t>
             </w:r>
           </w:p>
         </w:tc>
@@ -1207,7 +1207,7 @@
                 <w:color w:val="000000"/>
                 <w:sz w:val="16"/>
               </w:rPr>
-              <w:t>25.183.092,46</w:t>
+              <w:t>25.161.130,80</w:t>
             </w:r>
           </w:p>
         </w:tc>

--- a/belgeler/22_A6_MALIYETLERI_GEREKCELENDIRME.docx
+++ b/belgeler/22_A6_MALIYETLERI_GEREKCELENDIRME.docx
@@ -649,7 +649,7 @@
                 <w:color w:val="000000"/>
                 <w:sz w:val="16"/>
               </w:rPr>
-              <w:t>59.276,30</w:t>
+              <w:t>81.237,96</w:t>
             </w:r>
           </w:p>
         </w:tc>
@@ -1207,7 +1207,7 @@
                 <w:color w:val="000000"/>
                 <w:sz w:val="16"/>
               </w:rPr>
-              <w:t>25.161.130,80</w:t>
+              <w:t>25.183.092,46</w:t>
             </w:r>
           </w:p>
         </w:tc>

--- a/belgeler/22_A6_MALIYETLERI_GEREKCELENDIRME.docx
+++ b/belgeler/22_A6_MALIYETLERI_GEREKCELENDIRME.docx
@@ -994,7 +994,7 @@
                 <w:color w:val="000000"/>
                 <w:sz w:val="16"/>
               </w:rPr>
-              <w:t>Kümes ısıtma sistemi — hibe dışı</w:t>
+              <w:t>Makine ve ekipman — hibe dışı (ısıtma dâhil)</w:t>
             </w:r>
           </w:p>
         </w:tc>
@@ -1021,7 +1021,7 @@
                 <w:color w:val="000000"/>
                 <w:sz w:val="16"/>
               </w:rPr>
-              <w:t>710.000,00</w:t>
+              <w:t>3.892.868,60</w:t>
             </w:r>
           </w:p>
         </w:tc>
@@ -1058,100 +1058,7 @@
                 <w:color w:val="000000"/>
                 <w:sz w:val="16"/>
               </w:rPr>
-              <w:t xml:space="preserve"> Rehber kanatlı eti yatırımlarında kümes ısıtma sistemini zorunlu makine-ekipman sayar. Katı yakıtlı merkezi sistem sıcak hava üreteci, her blok için bir adet; kapasite kümesin iletim, havalandırma ve ön ısıtma yüklerinden hesaplanmıştır.</w:t>
-            </w:r>
-          </w:p>
-        </w:tc>
-      </w:tr>
-      <w:tr>
-        <w:tc>
-          <w:tcPr>
-            <w:tcW w:type="dxa" w:w="3288"/>
-            <w:tcBorders>
-              <w:top w:val="single" w:sz="4" w:space="0" w:color="808080"/>
-              <w:left w:val="single" w:sz="4" w:space="0" w:color="808080"/>
-              <w:bottom w:val="single" w:sz="4" w:space="0" w:color="808080"/>
-              <w:right w:val="single" w:sz="4" w:space="0" w:color="808080"/>
-            </w:tcBorders>
-          </w:tcPr>
-          <w:p>
-            <w:pPr>
-              <w:spacing w:before="20" w:after="20"/>
-              <w:jc w:val="left"/>
-            </w:pPr>
-            <w:r>
-              <w:rPr>
-                <w:rFonts w:ascii="Calibri" w:hAnsi="Calibri"/>
-                <w:b w:val="0"/>
-                <w:i w:val="0"/>
-                <w:color w:val="000000"/>
-                <w:sz w:val="16"/>
-              </w:rPr>
-              <w:t>Makine ve ekipman — hibe dışı</w:t>
-            </w:r>
-          </w:p>
-        </w:tc>
-        <w:tc>
-          <w:tcPr>
-            <w:tcW w:type="dxa" w:w="1474"/>
-            <w:tcBorders>
-              <w:top w:val="single" w:sz="4" w:space="0" w:color="808080"/>
-              <w:left w:val="single" w:sz="4" w:space="0" w:color="808080"/>
-              <w:bottom w:val="single" w:sz="4" w:space="0" w:color="808080"/>
-              <w:right w:val="single" w:sz="4" w:space="0" w:color="808080"/>
-            </w:tcBorders>
-          </w:tcPr>
-          <w:p>
-            <w:pPr>
-              <w:spacing w:before="20" w:after="20"/>
-              <w:jc w:val="right"/>
-            </w:pPr>
-            <w:r>
-              <w:rPr>
-                <w:rFonts w:ascii="Calibri" w:hAnsi="Calibri"/>
-                <w:b w:val="0"/>
-                <w:i w:val="0"/>
-                <w:color w:val="000000"/>
-                <w:sz w:val="16"/>
-              </w:rPr>
-              <w:t>2.885.847,21</w:t>
-            </w:r>
-          </w:p>
-        </w:tc>
-        <w:tc>
-          <w:tcPr>
-            <w:tcW w:type="dxa" w:w="5669"/>
-            <w:tcBorders>
-              <w:top w:val="single" w:sz="4" w:space="0" w:color="808080"/>
-              <w:left w:val="single" w:sz="4" w:space="0" w:color="808080"/>
-              <w:bottom w:val="single" w:sz="4" w:space="0" w:color="808080"/>
-              <w:right w:val="single" w:sz="4" w:space="0" w:color="808080"/>
-            </w:tcBorders>
-          </w:tcPr>
-          <w:p>
-            <w:pPr>
-              <w:spacing w:before="20" w:after="20"/>
-              <w:jc w:val="left"/>
-            </w:pPr>
-            <w:r>
-              <w:rPr>
-                <w:rFonts w:ascii="Calibri" w:hAnsi="Calibri"/>
-                <w:b/>
-                <w:i w:val="0"/>
-                <w:color w:val="000000"/>
-                <w:sz w:val="16"/>
-              </w:rPr>
-              <w:t>Uygun olmayan harcama; proforma ile beyan edilir.</w:t>
-            </w:r>
-            <w:r>
-              <w:rPr>
-                <w:rFonts w:ascii="Calibri" w:hAnsi="Calibri"/>
-                <w:b w:val="0"/>
-                <w:i w:val="0"/>
-                <w:color w:val="000000"/>
-                <w:sz w:val="16"/>
-              </w:rPr>
-              <w:t xml:space="preserve"> Yemleme, sulama, tünel havalandırma, serinletme pedi, silo ve kümes kontrol sistemleri. Adet ve uzunluklar kümes ölçüsüne ve kapasiteye göre belirlenmiş; tedarikçi teklifiyle doğrulanmıştır. Otomasyon olmadan hayvan refahı ve verim hedefleri karşılanamaz.</w:t>
+              <w:t xml:space="preserve"> Yemleme, sulama, tünel havalandırma, serinletme pedi, klape, silo, aydınlatma, ISITMA SİSTEMİ ve kümes kontrol sistemleri. Rehberin zorunlu tuttuğu kümes ısıtma sistemi bu alımın 8. kalemidir; ayrı ısıtma lotu iptal edilmiştir. Adet ve uzunluklar kümes ölçüsüne ve kapasiteye göre belirlenmiş; tedarikçi teklifiyle doğrulanmıştır. Otomasyon olmadan hayvan refahı ve verim hedefleri karşılanamaz.</w:t>
             </w:r>
           </w:p>
         </w:tc>
@@ -1207,7 +1114,7 @@
                 <w:color w:val="000000"/>
                 <w:sz w:val="16"/>
               </w:rPr>
-              <w:t>25.183.092,46</w:t>
+              <w:t>25.480.113,85</w:t>
             </w:r>
           </w:p>
         </w:tc>

--- a/belgeler/22_A6_MALIYETLERI_GEREKCELENDIRME.docx
+++ b/belgeler/22_A6_MALIYETLERI_GEREKCELENDIRME.docx
@@ -1021,7 +1021,7 @@
                 <w:color w:val="000000"/>
                 <w:sz w:val="16"/>
               </w:rPr>
-              <w:t>3.892.868,60</w:t>
+              <w:t>3.784.288,46</w:t>
             </w:r>
           </w:p>
         </w:tc>
@@ -1114,7 +1114,7 @@
                 <w:color w:val="000000"/>
                 <w:sz w:val="16"/>
               </w:rPr>
-              <w:t>25.480.113,85</w:t>
+              <w:t>25.371.533,71</w:t>
             </w:r>
           </w:p>
         </w:tc>

--- a/belgeler/22_A6_MALIYETLERI_GEREKCELENDIRME.docx
+++ b/belgeler/22_A6_MALIYETLERI_GEREKCELENDIRME.docx
@@ -649,7 +649,7 @@
                 <w:color w:val="000000"/>
                 <w:sz w:val="16"/>
               </w:rPr>
-              <w:t>81.237,96</w:t>
+              <w:t>4.276,30</w:t>
             </w:r>
           </w:p>
         </w:tc>
@@ -1021,7 +1021,7 @@
                 <w:color w:val="000000"/>
                 <w:sz w:val="16"/>
               </w:rPr>
-              <w:t>3.784.288,46</w:t>
+              <w:t>3.784.288,48</w:t>
             </w:r>
           </w:p>
         </w:tc>
@@ -1114,7 +1114,7 @@
                 <w:color w:val="000000"/>
                 <w:sz w:val="16"/>
               </w:rPr>
-              <w:t>25.371.533,71</w:t>
+              <w:t>25.045.572,07</w:t>
             </w:r>
           </w:p>
         </w:tc>
